--- a/Methods/Ratification_Speed.docx
+++ b/Methods/Ratification_Speed.docx
@@ -195,7 +195,25 @@
           <w:sz w:val="30"/>
           <w:szCs w:val="30"/>
         </w:rPr>
-        <w:t>*)  2024 &lt;= "ATCM_Year" &gt;= 1995)</w:t>
+        <w:t>*)  202</w:t>
+      </w:r>
+      <w:r>
+        <w:rPr>
+          <w:b w:val="false"/>
+          <w:bCs w:val="false"/>
+          <w:sz w:val="30"/>
+          <w:szCs w:val="30"/>
+        </w:rPr>
+        <w:t>5</w:t>
+      </w:r>
+      <w:r>
+        <w:rPr>
+          <w:b w:val="false"/>
+          <w:bCs w:val="false"/>
+          <w:sz w:val="30"/>
+          <w:szCs w:val="30"/>
+        </w:rPr>
+        <w:t xml:space="preserve"> &lt;= "ATCM_Year" &gt;= 1995)</w:t>
       </w:r>
     </w:p>
     <w:p>
@@ -304,7 +322,25 @@
           <w:sz w:val="30"/>
           <w:szCs w:val="30"/>
         </w:rPr>
-        <w:t>This, in effect, filtered down to all non-Annex V measures from 1995 to 2024.</w:t>
+        <w:t>This, in effect, filtered down to all non-Annex V measures from 1995 to 202</w:t>
+      </w:r>
+      <w:r>
+        <w:rPr>
+          <w:b w:val="false"/>
+          <w:bCs w:val="false"/>
+          <w:sz w:val="30"/>
+          <w:szCs w:val="30"/>
+        </w:rPr>
+        <w:t>5</w:t>
+      </w:r>
+      <w:r>
+        <w:rPr>
+          <w:b w:val="false"/>
+          <w:bCs w:val="false"/>
+          <w:sz w:val="30"/>
+          <w:szCs w:val="30"/>
+        </w:rPr>
+        <w:t>.</w:t>
       </w:r>
     </w:p>
     <w:p>
@@ -413,7 +449,25 @@
           <w:sz w:val="30"/>
           <w:szCs w:val="30"/>
         </w:rPr>
-        <w:t>2) Set “cutoff_year” = 2024.</w:t>
+        <w:t>2) Set “cutoff_year” = 202</w:t>
+      </w:r>
+      <w:r>
+        <w:rPr>
+          <w:b w:val="false"/>
+          <w:bCs w:val="false"/>
+          <w:sz w:val="30"/>
+          <w:szCs w:val="30"/>
+        </w:rPr>
+        <w:t>5</w:t>
+      </w:r>
+      <w:r>
+        <w:rPr>
+          <w:b w:val="false"/>
+          <w:bCs w:val="false"/>
+          <w:sz w:val="30"/>
+          <w:szCs w:val="30"/>
+        </w:rPr>
+        <w:t>.</w:t>
       </w:r>
     </w:p>
     <w:p>
